--- a/Chap/Prog02/MySolution/Pro.2.6/Pro.2.6.docx
+++ b/Chap/Prog02/MySolution/Pro.2.6/Pro.2.6.docx
@@ -4,6 +4,9 @@
   <w:body>
     <w:p>
       <w:r>
+        <w:rPr>
+          <w:noProof/>
+        </w:rPr>
         <w:drawing>
           <wp:inline distT="0" distB="0" distL="0" distR="0" wp14:anchorId="627CE2CF" wp14:editId="6C160300">
             <wp:extent cx="5515745" cy="7020905"/>
@@ -20,7 +23,7 @@
                     <pic:cNvPicPr/>
                   </pic:nvPicPr>
                   <pic:blipFill>
-                    <a:blip r:embed="rId4"/>
+                    <a:blip r:embed="rId5"/>
                     <a:stretch>
                       <a:fillRect/>
                     </a:stretch>
@@ -56,7 +59,7 @@
       </w:r>
     </w:p>
     <w:p>
-      <w:hyperlink r:id="rId5" w:history="1">
+      <w:hyperlink r:id="rId6" w:history="1">
         <w:r>
           <w:rPr>
             <w:rStyle w:val="Hyperlink"/>
@@ -64,8 +67,173 @@
           <w:t>RolePlayV20.sln</w:t>
         </w:r>
       </w:hyperlink>
+    </w:p>
+    <w:p>
+      <w:pPr>
+        <w:rPr>
+          <w:lang w:val="en-US"/>
+        </w:rPr>
+      </w:pPr>
       <w:r>
-        <w:t xml:space="preserve"> </w:t>
+        <w:rPr>
+          <w:lang w:val="en-US"/>
+        </w:rPr>
+        <w:t xml:space="preserve">The hero and beast classes </w:t>
+      </w:r>
+      <w:r>
+        <w:rPr>
+          <w:lang w:val="en-US"/>
+        </w:rPr>
+        <w:t>use the random generator and log only when dealing and receiving damage</w:t>
+      </w:r>
+    </w:p>
+    <w:p>
+      <w:pPr>
+        <w:pStyle w:val="Heading2"/>
+        <w:rPr>
+          <w:lang w:val="en-US"/>
+        </w:rPr>
+      </w:pPr>
+      <w:r>
+        <w:rPr>
+          <w:lang w:val="en-US"/>
+        </w:rPr>
+        <w:t>Step 2</w:t>
+      </w:r>
+    </w:p>
+    <w:p>
+      <w:pPr>
+        <w:rPr>
+          <w:lang w:val="en-US"/>
+        </w:rPr>
+      </w:pPr>
+      <w:r>
+        <w:rPr>
+          <w:lang w:val="en-US"/>
+        </w:rPr>
+        <w:drawing>
+          <wp:inline distT="0" distB="0" distL="0" distR="0" wp14:anchorId="08D4CAB3" wp14:editId="4FCE166B">
+            <wp:extent cx="6120130" cy="3900805"/>
+            <wp:effectExtent l="0" t="0" r="0" b="0"/>
+            <wp:docPr id="396041978" name="Picture 1" descr="A screenshot of a computer&#10;&#10;AI-generated content may be incorrect."/>
+            <wp:cNvGraphicFramePr>
+              <a:graphicFrameLocks xmlns:a="http://schemas.openxmlformats.org/drawingml/2006/main" noChangeAspect="1"/>
+            </wp:cNvGraphicFramePr>
+            <a:graphic xmlns:a="http://schemas.openxmlformats.org/drawingml/2006/main">
+              <a:graphicData uri="http://schemas.openxmlformats.org/drawingml/2006/picture">
+                <pic:pic xmlns:pic="http://schemas.openxmlformats.org/drawingml/2006/picture">
+                  <pic:nvPicPr>
+                    <pic:cNvPr id="396041978" name="Picture 1" descr="A screenshot of a computer&#10;&#10;AI-generated content may be incorrect."/>
+                    <pic:cNvPicPr/>
+                  </pic:nvPicPr>
+                  <pic:blipFill>
+                    <a:blip r:embed="rId7"/>
+                    <a:stretch>
+                      <a:fillRect/>
+                    </a:stretch>
+                  </pic:blipFill>
+                  <pic:spPr>
+                    <a:xfrm>
+                      <a:off x="0" y="0"/>
+                      <a:ext cx="6120130" cy="3900805"/>
+                    </a:xfrm>
+                    <a:prstGeom prst="rect">
+                      <a:avLst/>
+                    </a:prstGeom>
+                  </pic:spPr>
+                </pic:pic>
+              </a:graphicData>
+            </a:graphic>
+          </wp:inline>
+        </w:drawing>
+      </w:r>
+    </w:p>
+    <w:p>
+      <w:pPr>
+        <w:pStyle w:val="Heading2"/>
+        <w:rPr>
+          <w:lang w:val="en-US"/>
+        </w:rPr>
+      </w:pPr>
+      <w:r>
+        <w:rPr>
+          <w:lang w:val="en-US"/>
+        </w:rPr>
+        <w:t>Step 3</w:t>
+      </w:r>
+    </w:p>
+    <w:p>
+      <w:pPr>
+        <w:pStyle w:val="ListParagraph"/>
+        <w:numPr>
+          <w:ilvl w:val="0"/>
+          <w:numId w:val="1"/>
+        </w:numPr>
+        <w:rPr>
+          <w:lang w:val="en-US"/>
+        </w:rPr>
+      </w:pPr>
+      <w:r>
+        <w:rPr>
+          <w:lang w:val="en-US"/>
+        </w:rPr>
+        <w:t xml:space="preserve">The hero has more hp on start and the hero </w:t>
+      </w:r>
+      <w:r>
+        <w:rPr>
+          <w:lang w:val="en-US"/>
+        </w:rPr>
+        <w:t>can do up to 30 dmg instead of the max of 25 for the beast.</w:t>
+      </w:r>
+      <w:r>
+        <w:rPr>
+          <w:lang w:val="en-US"/>
+        </w:rPr>
+        <w:br/>
+        <w:t>The fight would be more fair if we let the beast take the initiative with the first attack.</w:t>
+      </w:r>
+    </w:p>
+    <w:p>
+      <w:pPr>
+        <w:pStyle w:val="ListParagraph"/>
+        <w:numPr>
+          <w:ilvl w:val="0"/>
+          <w:numId w:val="1"/>
+        </w:numPr>
+        <w:rPr>
+          <w:lang w:val="en-US"/>
+        </w:rPr>
+      </w:pPr>
+      <w:r>
+        <w:rPr>
+          <w:lang w:val="en-US"/>
+        </w:rPr>
+        <w:t>We could change the amount of damage, that the hero deals within its DealDamage method.</w:t>
+      </w:r>
+      <w:r>
+        <w:rPr>
+          <w:lang w:val="en-US"/>
+        </w:rPr>
+        <w:br/>
+        <w:t>We could add parameters in the heros constructor to make its starting hitpoint and min/max dmg changeable.</w:t>
+      </w:r>
+    </w:p>
+    <w:p>
+      <w:pPr>
+        <w:pStyle w:val="ListParagraph"/>
+        <w:numPr>
+          <w:ilvl w:val="0"/>
+          <w:numId w:val="1"/>
+        </w:numPr>
+        <w:rPr>
+          <w:lang w:val="en-US"/>
+        </w:rPr>
+      </w:pPr>
+      <w:r>
+        <w:rPr>
+          <w:lang w:val="en-US"/>
+        </w:rPr>
+        <w:t>No we don’t. The two classes are very similar and does the same things. This could be done with one class with an added field string type or similar and then with the hp, min/max dmg as parameters as well to make them different from each other.</w:t>
       </w:r>
     </w:p>
     <w:sectPr>
@@ -76,6 +244,103 @@
     </w:sectPr>
   </w:body>
 </w:document>
+</file>
+
+<file path=word/numbering.xml><?xml version="1.0" encoding="utf-8"?>
+<w:numbering xmlns:wpc="http://schemas.microsoft.com/office/word/2010/wordprocessingCanvas" xmlns:cx="http://schemas.microsoft.com/office/drawing/2014/chartex" xmlns:cx1="http://schemas.microsoft.com/office/drawing/2015/9/8/chartex" xmlns:cx2="http://schemas.microsoft.com/office/drawing/2015/10/21/chartex" xmlns:cx3="http://schemas.microsoft.com/office/drawing/2016/5/9/chartex" xmlns:cx4="http://schemas.microsoft.com/office/drawing/2016/5/10/chartex" xmlns:cx5="http://schemas.microsoft.com/office/drawing/2016/5/11/chartex" xmlns:cx6="http://schemas.microsoft.com/office/drawing/2016/5/12/chartex" xmlns:cx7="http://schemas.microsoft.com/office/drawing/2016/5/13/chartex" xmlns:cx8="http://schemas.microsoft.com/office/drawing/2016/5/14/chartex" xmlns:mc="http://schemas.openxmlformats.org/markup-compatibility/2006" xmlns:aink="http://schemas.microsoft.com/office/drawing/2016/ink" xmlns:am3d="http://schemas.microsoft.com/office/drawing/2017/model3d" xmlns:o="urn:schemas-microsoft-com:office:office" xmlns:oel="http://schemas.microsoft.com/office/2019/extlst" xmlns:r="http://schemas.openxmlformats.org/officeDocument/2006/relationships" xmlns:m="http://schemas.openxmlformats.org/officeDocument/2006/math" xmlns:v="urn:schemas-microsoft-com:vml" xmlns:wp14="http://schemas.microsoft.com/office/word/2010/wordprocessingDrawing" xmlns:wp="http://schemas.openxmlformats.org/drawingml/2006/wordprocessingDrawing" xmlns:w10="urn:schemas-microsoft-com:office:word" xmlns:w="http://schemas.openxmlformats.org/wordprocessingml/2006/main" xmlns:w14="http://schemas.microsoft.com/office/word/2010/wordml" xmlns:w15="http://schemas.microsoft.com/office/word/2012/wordml" xmlns:w16cex="http://schemas.microsoft.com/office/word/2018/wordml/cex" xmlns:w16cid="http://schemas.microsoft.com/office/word/2016/wordml/cid" xmlns:w16="http://schemas.microsoft.com/office/word/2018/wordml" xmlns:w16du="http://schemas.microsoft.com/office/word/2023/wordml/word16du" xmlns:w16sdtdh="http://schemas.microsoft.com/office/word/2020/wordml/sdtdatahash" xmlns:w16sdtfl="http://schemas.microsoft.com/office/word/2024/wordml/sdtformatlock" xmlns:w16se="http://schemas.microsoft.com/office/word/2015/wordml/symex" xmlns:wpg="http://schemas.microsoft.com/office/word/2010/wordprocessingGroup" xmlns:wpi="http://schemas.microsoft.com/office/word/2010/wordprocessingInk" xmlns:wne="http://schemas.microsoft.com/office/word/2006/wordml" xmlns:wps="http://schemas.microsoft.com/office/word/2010/wordprocessingShape" mc:Ignorable="w14 w15 w16se w16cid w16 w16cex w16sdtdh w16sdtfl w16du wp14">
+  <w:abstractNum w:abstractNumId="0" w15:restartNumberingAfterBreak="0">
+    <w:nsid w:val="11A1799C"/>
+    <w:multiLevelType w:val="hybridMultilevel"/>
+    <w:tmpl w:val="B424631A"/>
+    <w:lvl w:ilvl="0" w:tplc="04060019">
+      <w:start w:val="1"/>
+      <w:numFmt w:val="lowerLetter"/>
+      <w:lvlText w:val="%1."/>
+      <w:lvlJc w:val="left"/>
+      <w:pPr>
+        <w:ind w:left="720" w:hanging="360"/>
+      </w:pPr>
+      <w:rPr>
+        <w:rFonts w:hint="default"/>
+      </w:rPr>
+    </w:lvl>
+    <w:lvl w:ilvl="1" w:tplc="04060019" w:tentative="1">
+      <w:start w:val="1"/>
+      <w:numFmt w:val="lowerLetter"/>
+      <w:lvlText w:val="%2."/>
+      <w:lvlJc w:val="left"/>
+      <w:pPr>
+        <w:ind w:left="1440" w:hanging="360"/>
+      </w:pPr>
+    </w:lvl>
+    <w:lvl w:ilvl="2" w:tplc="0406001B" w:tentative="1">
+      <w:start w:val="1"/>
+      <w:numFmt w:val="lowerRoman"/>
+      <w:lvlText w:val="%3."/>
+      <w:lvlJc w:val="right"/>
+      <w:pPr>
+        <w:ind w:left="2160" w:hanging="180"/>
+      </w:pPr>
+    </w:lvl>
+    <w:lvl w:ilvl="3" w:tplc="0406000F" w:tentative="1">
+      <w:start w:val="1"/>
+      <w:numFmt w:val="decimal"/>
+      <w:lvlText w:val="%4."/>
+      <w:lvlJc w:val="left"/>
+      <w:pPr>
+        <w:ind w:left="2880" w:hanging="360"/>
+      </w:pPr>
+    </w:lvl>
+    <w:lvl w:ilvl="4" w:tplc="04060019" w:tentative="1">
+      <w:start w:val="1"/>
+      <w:numFmt w:val="lowerLetter"/>
+      <w:lvlText w:val="%5."/>
+      <w:lvlJc w:val="left"/>
+      <w:pPr>
+        <w:ind w:left="3600" w:hanging="360"/>
+      </w:pPr>
+    </w:lvl>
+    <w:lvl w:ilvl="5" w:tplc="0406001B" w:tentative="1">
+      <w:start w:val="1"/>
+      <w:numFmt w:val="lowerRoman"/>
+      <w:lvlText w:val="%6."/>
+      <w:lvlJc w:val="right"/>
+      <w:pPr>
+        <w:ind w:left="4320" w:hanging="180"/>
+      </w:pPr>
+    </w:lvl>
+    <w:lvl w:ilvl="6" w:tplc="0406000F" w:tentative="1">
+      <w:start w:val="1"/>
+      <w:numFmt w:val="decimal"/>
+      <w:lvlText w:val="%7."/>
+      <w:lvlJc w:val="left"/>
+      <w:pPr>
+        <w:ind w:left="5040" w:hanging="360"/>
+      </w:pPr>
+    </w:lvl>
+    <w:lvl w:ilvl="7" w:tplc="04060019" w:tentative="1">
+      <w:start w:val="1"/>
+      <w:numFmt w:val="lowerLetter"/>
+      <w:lvlText w:val="%8."/>
+      <w:lvlJc w:val="left"/>
+      <w:pPr>
+        <w:ind w:left="5760" w:hanging="360"/>
+      </w:pPr>
+    </w:lvl>
+    <w:lvl w:ilvl="8" w:tplc="0406001B" w:tentative="1">
+      <w:start w:val="1"/>
+      <w:numFmt w:val="lowerRoman"/>
+      <w:lvlText w:val="%9."/>
+      <w:lvlJc w:val="right"/>
+      <w:pPr>
+        <w:ind w:left="6480" w:hanging="180"/>
+      </w:pPr>
+    </w:lvl>
+  </w:abstractNum>
+  <w:num w:numId="1" w16cid:durableId="272249841">
+    <w:abstractNumId w:val="0"/>
+  </w:num>
+</w:numbering>
 </file>
 
 <file path=word/styles.xml><?xml version="1.0" encoding="utf-8"?>
@@ -1016,6 +1281,18 @@
       <w:shd w:val="clear" w:color="auto" w:fill="E1DFDD"/>
     </w:rPr>
   </w:style>
+  <w:style w:type="character" w:styleId="FollowedHyperlink">
+    <w:name w:val="FollowedHyperlink"/>
+    <w:basedOn w:val="DefaultParagraphFont"/>
+    <w:uiPriority w:val="99"/>
+    <w:semiHidden/>
+    <w:unhideWhenUsed/>
+    <w:rsid w:val="00476BBE"/>
+    <w:rPr>
+      <w:color w:val="96607D" w:themeColor="followedHyperlink"/>
+      <w:u w:val="single"/>
+    </w:rPr>
+  </w:style>
 </w:styles>
 </file>
 
